--- a/investigaciones/rca-shift-share-cptpp-china/propuesta/UP-XI-Concurso-Propuesta-Gobernanza-Exportaciones-ES.docx
+++ b/investigaciones/rca-shift-share-cptpp-china/propuesta/UP-XI-Concurso-Propuesta-Gobernanza-Exportaciones-ES.docx
@@ -3457,7 +3457,7 @@
         <w:rPr>
           <w:i/>
         </w:rPr>
-        <w:t>La cifra de honorarios usa un importe de referencia y debe recalibrarse contra el monto real, confirmado con la Administración del CIUP. Con la tarifa declarada por el asistente —S/ 3.000 brutos mensuales— el costo total al proyecto asciende a:</w:t>
+        <w:t>La cifra de honorarios usa un importe de referencia y debe recalibrarse contra el monto real, confirmado con la Administración del CIUP. Con la tarifa declarada por el asistente —S/ 3.000 brutos mensuales— el costo total al proyecto bajo el régimen de planilla asciende a:</w:t>
       </w:r>
     </w:p>
     <w:p>
@@ -3533,7 +3533,7 @@
         <w:rPr>
           <w:i/>
         </w:rPr>
-        <w:t>| Techo del rubro honorarios (50% del total) | — | S/ 23.865 |</w:t>
+        <w:t>| Techo del rubro honorarios (50% del presupuesto de S/ 47.730) | — | S/ 23.865 |</w:t>
       </w:r>
     </w:p>
     <w:p>
@@ -3554,7 +3554,49 @@
         <w:rPr>
           <w:i/>
         </w:rPr>
-        <w:t>S/ 56.880 supera el monto total máximo del proyecto, no solo el techo de honorarios. En consecuencia, la planilla a tiempo completo durante los doce meses no puede financiarse íntegramente con este proyecto. Tres vías admite el MPP para resolverlo:</w:t>
+        <w:t>S/ 56.880 supera el monto total máximo del proyecto, no solo el techo de honorarios. En consecuencia, la planilla a tiempo completo durante los doce meses no puede financiarse íntegramente con este proyecto.</w:t>
+      </w:r>
+    </w:p>
+    <w:p>
+      <w:pPr>
+        <w:ind w:left="400"/>
+      </w:pPr>
+      <w:r>
+        <w:rPr>
+          <w:i/>
+        </w:rPr>
+      </w:r>
+    </w:p>
+    <w:p>
+      <w:pPr>
+        <w:ind w:left="400"/>
+      </w:pPr>
+      <w:r>
+        <w:rPr>
+          <w:i/>
+        </w:rPr>
+        <w:t>Restricción de calendario. El contrato del asistente vence el 14 de diciembre de 2026; los resultados del Concurso se anuncian en diciembre y el proyecto inicia el 1 de marzo de 2027. Entre ambos hay un hueco de tres meses sin vinculación con la Universidad, y la declaración de *«Relación con la Universidad»* que exige el formato de presupuesto cambia entre la presentación y el inicio. El proyecto no puede presupuestar trabajo anterior al 1 de marzo de 2027: ese hueco se resuelve con la renovación del contrato en el CIUP, no con esta propuesta.</w:t>
+      </w:r>
+    </w:p>
+    <w:p>
+      <w:pPr>
+        <w:ind w:left="400"/>
+      </w:pPr>
+      <w:r>
+        <w:rPr>
+          <w:i/>
+        </w:rPr>
+      </w:r>
+    </w:p>
+    <w:p>
+      <w:pPr>
+        <w:ind w:left="400"/>
+      </w:pPr>
+      <w:r>
+        <w:rPr>
+          <w:i/>
+        </w:rPr>
+        <w:t>Cuatro vías admite el MPP para estructurar la remuneración:</w:t>
       </w:r>
     </w:p>
     <w:p>
@@ -3586,7 +3628,7 @@
         <w:rPr>
           <w:i/>
         </w:rPr>
-        <w:t>2. Financiamiento parcial. El proyecto cubre una fracción del año (S/ 23.865 ÷ 4.740 ≈ 5 meses) y la Universidad asume el resto como contraparte.</w:t>
+        <w:t>2. Financiamiento parcial. El proyecto cubre una fracción del año —S/ 23.865 ÷ 4.740 ≈ 5 meses— y la Universidad asume el resto como contraparte.</w:t>
       </w:r>
     </w:p>
     <w:p>
@@ -3608,6 +3650,7 @@
         <w:rPr>
           <w:i/>
         </w:rPr>
+        <w:t>4. Contratación como consultor por honorarios, sin planilla. Al prescindir del 58% de impuestos y beneficios de ley, el costo baja de S/ 4.740 a S/ 3.000 al mes; con el mismo techo de honorarios cabrían S/ 23.865 ÷ 3.000 ≈ 8 meses en vez de 5. Como el asistente no mantendría relación de dependencia con la Universidad a partir del 14 de diciembre, el ingreso calificaría como renta de cuarta categoría. Dos objeciones sin resolver: (a) el art. 5.3 establece que contratar asistentes de investigación cuesta «el sueldo estipulado por el CIUP» más el 58%, formulación que apunta a un vínculo de planilla; y (b) una dedicación prolongada con cuota mensual fija y exclusividad puede calificarse como relación laboral encubierta. Su admisibilidad debe confirmarse con Administración antes de utilizarla.</w:t>
       </w:r>
     </w:p>
     <w:p>
@@ -3618,7 +3661,17 @@
         <w:rPr>
           <w:i/>
         </w:rPr>
-        <w:t>Cualquiera de las tres requiere confirmación previa con el Jefe de Administración del CIUP, a quien remite el propio MPP ante dudas de presupuesto. No debe pagarse al asistente dos veces por las mismas horas —su planilla habitual y los honorarios del proyecto son fuentes excluyentes para un mismo tiempo de trabajo.</w:t>
+      </w:r>
+    </w:p>
+    <w:p>
+      <w:pPr>
+        <w:ind w:left="400"/>
+      </w:pPr>
+      <w:r>
+        <w:rPr>
+          <w:i/>
+        </w:rPr>
+        <w:t>Cualquiera de las cuatro requiere confirmación previa con el Jefe de Administración del CIUP, a quien remite el propio MPP ante dudas de presupuesto. No debe pagarse al asistente dos veces por las mismas horas —la planilla habitual y los honorarios del proyecto son fuentes excluyentes para un mismo tiempo de trabajo.</w:t>
       </w:r>
     </w:p>
     <w:p>

--- a/investigaciones/rca-shift-share-cptpp-china/propuesta/UP-XI-Concurso-Propuesta-Gobernanza-Exportaciones-ES.docx
+++ b/investigaciones/rca-shift-share-cptpp-china/propuesta/UP-XI-Concurso-Propuesta-Gobernanza-Exportaciones-ES.docx
@@ -85,6 +85,20 @@
     </w:p>
     <w:p>
       <w:pPr>
+        <w:jc w:val="both"/>
+      </w:pPr>
+      <w:r>
+        <w:rPr>
+          <w:b/>
+        </w:rPr>
+        <w:t>Versión:</w:t>
+      </w:r>
+      <w:r>
+        <w:t xml:space="preserve"> 2.0 — octubre 2026 (incorpora la batería de análisis avanzados, scripts 20–28)</w:t>
+      </w:r>
+    </w:p>
+    <w:p>
+      <w:pPr>
         <w:spacing w:before="280" w:after="40"/>
         <w:shd w:val="clear" w:color="auto" w:fill="1A3050"/>
       </w:pPr>
@@ -162,7 +176,34 @@
         <w:jc w:val="both"/>
       </w:pPr>
       <w:r>
-        <w:t>Se aporta data original —un panel productivo documentado— y una estimación inédita para el Perú. Los hallazgos informan la priorización de reformas de gobernanza en los capítulos de comercio del APTPP y en los programas de facilitación comercial.</w:t>
+        <w:t xml:space="preserve">Se aporta data original —un panel productivo documentado y una batería de robustez reproducible— y una estimación inédita para el Perú. La evidencia preliminar es precisa sobre su alcance: la asociación gobernanza–exportaciones es </w:t>
+      </w:r>
+      <w:r>
+        <w:rPr>
+          <w:b/>
+        </w:rPr>
+        <w:t>robusta en niveles entre países</w:t>
+      </w:r>
+      <w:r>
+        <w:t xml:space="preserve"> (estable a muestras, controles, rezagos e instrumentación) pero </w:t>
+      </w:r>
+      <w:r>
+        <w:rPr>
+          <w:b/>
+        </w:rPr>
+        <w:t>no se sostiene en la variación dentro del país ni dentro de producto</w:t>
+      </w:r>
+      <w:r>
+        <w:t xml:space="preserve">. El proyecto mide esa asociación con rigor; no le atribuye causalidad. Los hallazgos informan la priorización de dimensiones de gobernanza en los programas de facilitación comercial y el diagnóstico institucional de mercados de destino. Un sondeo preliminar de diferencias en diferencias </w:t>
+      </w:r>
+      <w:r>
+        <w:rPr>
+          <w:b/>
+        </w:rPr>
+        <w:t>no detecta un efecto agregado de la entrada en vigor del CPTPP</w:t>
+      </w:r>
+      <w:r>
+        <w:t>, lo que acota —y vuelve más creíble— el alcance de la recomendación de política.</w:t>
       </w:r>
     </w:p>
     <w:p>
@@ -310,19 +351,37 @@
         <w:rPr>
           <w:b/>
         </w:rPr>
-        <w:t>H3.</w:t>
-      </w:r>
-      <w:r>
-        <w:t xml:space="preserve"> La asociación de H2 es </w:t>
+        <w:t>H3 (contraste central, de dos lados).</w:t>
+      </w:r>
+      <w:r>
+        <w:t xml:space="preserve"> La asociación de H2 varía con la intensidad contractual del producto. La predicción teórica —bienes </w:t>
+      </w:r>
+      <w:r>
+        <w:rPr>
+          <w:i/>
+        </w:rPr>
+        <w:t>contract-intensive</w:t>
+      </w:r>
+      <w:r>
+        <w:t xml:space="preserve"> más sensibles a la calidad institucional del destino— es que sea </w:t>
       </w:r>
       <w:r>
         <w:rPr>
           <w:b/>
         </w:rPr>
-        <w:t>monótonamente creciente en la intensidad contractual del producto</w:t>
-      </w:r>
-      <w:r>
-        <w:t>: los bienes contract-intensive son más sensibles a la calidad institucional del destino que los bienes homogéneos.</w:t>
+        <w:t>creciente</w:t>
+      </w:r>
+      <w:r>
+        <w:t xml:space="preserve">; el proyecto la contrasta contra la alternativa de una asociación uniforme o incluso decreciente. La evidencia preliminar ya disponible </w:t>
+      </w:r>
+      <w:r>
+        <w:rPr>
+          <w:b/>
+        </w:rPr>
+        <w:t>rechaza la forma creciente</w:t>
+      </w:r>
+      <w:r>
+        <w:t>: tanto el sondeo con complejidad (PCI) como la prueba definitiva con la intensidad contractual de Nunn (2007) y efectos fijos producto-socio arrojan términos de exposición no positivos (y, en los productos de mayor intensidad contractual, una asociación negativa débil). H3 se plantea y se reporta, por tanto, como un contraste genuino y no como un resultado anticipado.</w:t>
       </w:r>
     </w:p>
     <w:p>
@@ -624,7 +683,7 @@
         <w:t>evidencia de viabilidad</w:t>
       </w:r>
       <w:r>
-        <w:t>, no como resultado del proyecto — establece el punto de partida. Sobre un panel bilateral de 184 socios (1.496 observaciones, 2016–2024), el indicador compuesto de gobernanza rezagado arroja un coeficiente positivo y altamente significativo (β = 0,667; p &lt; 0,001; R² = 0,72), robusto a la extensión del rezago y a la exclusión de valores extremos. La misma hipótesis evaluada sobre los 12 socios CPTPP+China (N = 108) no arroja resultado significativo.</w:t>
+        <w:t>, no como resultado del proyecto — establece el punto de partida. Sobre un panel bilateral de 184 socios (1.496 observaciones, 2016–2024), el indicador compuesto de gobernanza rezagado arroja un coeficiente positivo y altamente significativo (β = 0,667; p &lt; 0,001; R² = 0,72). La misma hipótesis evaluada sobre los 12 socios CPTPP+China (N = 108) no arroja resultado significativo.</w:t>
       </w:r>
     </w:p>
     <w:p>
@@ -632,16 +691,60 @@
         <w:jc w:val="both"/>
       </w:pPr>
       <w:r>
-        <w:t xml:space="preserve">Ese aporte preliminar tiene, sin embargo, una limitación que este proyecto está diseñado para corregir: </w:t>
+        <w:t xml:space="preserve">La batería de robustez ampliada (scripts reproducibles 20–28, documentados en el Anexo 4) precisa ese diagnóstico. </w:t>
       </w:r>
       <w:r>
         <w:rPr>
           <w:b/>
         </w:rPr>
-        <w:t>la asociación no sobrevive a primeras diferencias, y hay causalidad reversa significativa</w:t>
-      </w:r>
-      <w:r>
-        <w:t>. El coeficiente vive en la variación entre países, no dentro de ellos. La sección 7 explica por qué la exposición diferencial responde exactamente a esa limitación.</w:t>
+        <w:t>En niveles, la asociación es muy estable:</w:t>
+      </w:r>
+      <w:r>
+        <w:t xml:space="preserve"> sobrevive al control de acuerdos comerciales (β = 0,655; p &lt; 0,001); instrumentada con la latitud del socio y con la gobernanza promedio de su región (leave-one-out), la primera etapa es fuerte (F = 39–67) y el 2SLS arroja 0,70–0,96 (p &lt; 0,01), aunque el contraste de sobreidentificación no respalda del todo los instrumentos (Sargan p = 0,02–0,08); un estimador de doble aprendizaje automático con validación cruzada (DML) da θ = 0,705 (p &lt; 0,001); las 32 combinaciones de la curva de especificaciones son positivas y significativas (mediana 0,59); y el sesgo de variable omitida de Oster arroja δ = 2,58 &gt; 1. </w:t>
+      </w:r>
+      <w:r>
+        <w:rPr>
+          <w:b/>
+        </w:rPr>
+        <w:t>En cambio, el coeficiente no se sostiene en la variación dentro de país o de producto:</w:t>
+      </w:r>
+      <w:r>
+        <w:t xml:space="preserve"> en PPML cae y pierde significancia (0,16–0,38; la Gamma PML sí lo retiene, 0,696); en un panel dinámico </w:t>
+      </w:r>
+      <w:r>
+        <w:rPr>
+          <w:i/>
+        </w:rPr>
+        <w:t>within</w:t>
+      </w:r>
+      <w:r>
+        <w:t xml:space="preserve"> no es significativo; y en un sondeo a nivel de producto (Perú × 212 socios × HS4, 198 mil observaciones) la interacción con complejidad sale negativa. El cuadro completo es el de una </w:t>
+      </w:r>
+      <w:r>
+        <w:rPr>
+          <w:b/>
+        </w:rPr>
+        <w:t>asociación robusta entre países, no un efecto causal</w:t>
+      </w:r>
+      <w:r>
+        <w:t>.</w:t>
+      </w:r>
+    </w:p>
+    <w:p>
+      <w:pPr>
+        <w:jc w:val="both"/>
+      </w:pPr>
+      <w:r>
+        <w:t xml:space="preserve">En suma, la asociación preliminar </w:t>
+      </w:r>
+      <w:r>
+        <w:rPr>
+          <w:b/>
+        </w:rPr>
+        <w:t>no sobrevive a primeras diferencias y hay causalidad reversa significativa</w:t>
+      </w:r>
+      <w:r>
+        <w:t>: el coeficiente vive en la variación entre países, no dentro de ellos. La sección 7 explica por qué la exposición diferencial responde exactamente a esa limitación.</w:t>
       </w:r>
     </w:p>
     <w:p>
@@ -1203,36 +1306,155 @@
     </w:p>
     <w:p>
       <w:pPr>
-        <w:pStyle w:val="ListBullet"/>
-      </w:pPr>
-      <w:r>
-        <w:t xml:space="preserve">Estimación </w:t>
-      </w:r>
+        <w:jc w:val="both"/>
+      </w:pPr>
       <w:r>
         <w:rPr>
           <w:b/>
         </w:rPr>
-        <w:t>PPML en lugar de MCO en logaritmos</w:t>
-      </w:r>
-      <w:r>
-        <w:t xml:space="preserve"> (Santos Silva y Tenreyro 2006), que evita el sesgo por exclusión de flujos cero y la distorsión del logaritmo en presencia de heterocedasticidad.</w:t>
+        <w:t>Ya ejecutadas en la etapa preliminar</w:t>
+      </w:r>
+      <w:r>
+        <w:t xml:space="preserve"> (scripts 20–28; resultados en el Anexo 4):</w:t>
       </w:r>
     </w:p>
     <w:p>
       <w:pPr>
         <w:pStyle w:val="ListBullet"/>
       </w:pPr>
-      <w:r>
-        <w:t xml:space="preserve">Reemplazo de </w:t>
-      </w:r>
       <w:r>
         <w:rPr>
           <w:b/>
         </w:rPr>
-        <w:t>CI(p)</w:t>
-      </w:r>
-      <w:r>
-        <w:t xml:space="preserve"> por la clasificación de </w:t>
+        <w:t>PPML</w:t>
+      </w:r>
+      <w:r>
+        <w:t xml:space="preserve"> (Santos Silva y Tenreyro 2006) sobre flujos positivos y sobre un panel con ceros: el coeficiente pierde significancia (0,16–0,38), a diferencia del MCO log-lineal (0,667) y de la Gamma PML (0,696). Es un hallazgo de sensibilidad al estimador que el proyecto reportará explícitamente.</w:t>
+      </w:r>
+    </w:p>
+    <w:p>
+      <w:pPr>
+        <w:pStyle w:val="ListBullet"/>
+      </w:pPr>
+      <w:r>
+        <w:rPr>
+          <w:b/>
+        </w:rPr>
+        <w:t>Control de acuerdos comerciales</w:t>
+      </w:r>
+      <w:r>
+        <w:t xml:space="preserve"> (base CEPII RTA): el coeficiente de gobernanza sobrevive (0,655; p &lt; 0,001) y el acuerdo comercial no es significativo.</w:t>
+      </w:r>
+    </w:p>
+    <w:p>
+      <w:pPr>
+        <w:pStyle w:val="ListBullet"/>
+      </w:pPr>
+      <w:r>
+        <w:rPr>
+          <w:b/>
+        </w:rPr>
+        <w:t>Variables instrumentales</w:t>
+      </w:r>
+      <w:r>
+        <w:t xml:space="preserve"> (latitud del socio y gobernanza regional leave-one-out): primera etapa fuerte (F = 39–67) y 2SLS positivo (0,70–0,96; p &lt; 0,01), con reservas por sobreidentificación (Sargan p = 0,02–0,08).</w:t>
+      </w:r>
+    </w:p>
+    <w:p>
+      <w:pPr>
+        <w:pStyle w:val="ListBullet"/>
+      </w:pPr>
+      <w:r>
+        <w:rPr>
+          <w:b/>
+        </w:rPr>
+        <w:t>Doble aprendizaje automático (DML)</w:t>
+      </w:r>
+      <w:r>
+        <w:t xml:space="preserve"> y </w:t>
+      </w:r>
+      <w:r>
+        <w:rPr>
+          <w:b/>
+        </w:rPr>
+        <w:t>sesgo de Oster (2019)</w:t>
+      </w:r>
+      <w:r>
+        <w:t>: θ = 0,705 (p &lt; 0,001) y δ = 2,58 &gt; 1, consistentes con una asociación robusta en niveles.</w:t>
+      </w:r>
+    </w:p>
+    <w:p>
+      <w:pPr>
+        <w:pStyle w:val="ListBullet"/>
+      </w:pPr>
+      <w:r>
+        <w:rPr>
+          <w:b/>
+        </w:rPr>
+        <w:t>Curva de especificaciones</w:t>
+      </w:r>
+      <w:r>
+        <w:t xml:space="preserve"> (32 combinaciones de muestra, controles, rezago y efectos fijos): 100% positivas y significativas.</w:t>
+      </w:r>
+    </w:p>
+    <w:p>
+      <w:pPr>
+        <w:pStyle w:val="ListBullet"/>
+      </w:pPr>
+      <w:r>
+        <w:rPr>
+          <w:b/>
+        </w:rPr>
+        <w:t>Primeras diferencias, panel dinámico (Anderson–Hsiao)</w:t>
+      </w:r>
+      <w:r>
+        <w:t xml:space="preserve"> y </w:t>
+      </w:r>
+      <w:r>
+        <w:rPr>
+          <w:b/>
+        </w:rPr>
+        <w:t>sondeo a nivel de producto</w:t>
+      </w:r>
+      <w:r>
+        <w:t xml:space="preserve"> (HS4, interacción con PCI): sin efecto dentro de país o de producto.</w:t>
+      </w:r>
+    </w:p>
+    <w:p>
+      <w:pPr>
+        <w:pStyle w:val="ListBullet"/>
+      </w:pPr>
+      <w:r>
+        <w:rPr>
+          <w:b/>
+        </w:rPr>
+        <w:t>Diferencias en diferencias del CPTPP</w:t>
+      </w:r>
+      <w:r>
+        <w:t xml:space="preserve"> (entrada en vigor sep-2021): sin efecto agregado detectable (coeficiente ≈ 0; p = 0,90) y sin pre-tendencia.</w:t>
+      </w:r>
+    </w:p>
+    <w:p>
+      <w:pPr>
+        <w:pStyle w:val="ListBullet"/>
+      </w:pPr>
+      <w:r>
+        <w:rPr>
+          <w:b/>
+        </w:rPr>
+        <w:t>Prueba definitiva de H3</w:t>
+      </w:r>
+      <w:r>
+        <w:t xml:space="preserve">: intensidad contractual de </w:t>
+      </w:r>
+      <w:r>
+        <w:rPr>
+          <w:b/>
+        </w:rPr>
+        <w:t>Nunn (2007)</w:t>
+      </w:r>
+      <w:r>
+        <w:t xml:space="preserve"> y </w:t>
       </w:r>
       <w:r>
         <w:rPr>
@@ -1241,7 +1463,45 @@
         <w:t>Rauch (1999)</w:t>
       </w:r>
       <w:r>
-        <w:t xml:space="preserve"> (bienes homogéneos frente a diferenciados).</w:t>
+        <w:t xml:space="preserve">, mapeadas a HS6/HS4, con </w:t>
+      </w:r>
+      <w:r>
+        <w:rPr>
+          <w:b/>
+        </w:rPr>
+        <w:t>efectos fijos producto-socio</w:t>
+      </w:r>
+      <w:r>
+        <w:t xml:space="preserve"> y control de demanda del destino (panel HS6 Perú→mundo, 415.757 observaciones). El término de exposición diferencial gobernanza × intensidad contractual </w:t>
+      </w:r>
+      <w:r>
+        <w:rPr>
+          <w:b/>
+        </w:rPr>
+        <w:t>no es positivo en ningún modelo</w:t>
+      </w:r>
+      <w:r>
+        <w:t xml:space="preserve"> y, en los productos de mayor intensidad contractual, la asociación de nivel del WGI es negativa (débil). Se </w:t>
+      </w:r>
+      <w:r>
+        <w:rPr>
+          <w:b/>
+        </w:rPr>
+        <w:t>rechaza la forma creciente de H3</w:t>
+      </w:r>
+      <w:r>
+        <w:t>.</w:t>
+      </w:r>
+    </w:p>
+    <w:p>
+      <w:pPr>
+        <w:jc w:val="both"/>
+      </w:pPr>
+      <w:r>
+        <w:rPr>
+          <w:b/>
+        </w:rPr>
+        <w:t>Previstas para la etapa del proyecto:</w:t>
       </w:r>
     </w:p>
     <w:p>
@@ -1258,24 +1518,7 @@
         <w:t>seis dimensiones WGI por separado</w:t>
       </w:r>
       <w:r>
-        <w:t xml:space="preserve"> para identificar qué canal institucional domina.</w:t>
-      </w:r>
-    </w:p>
-    <w:p>
-      <w:pPr>
-        <w:pStyle w:val="ListBullet"/>
-      </w:pPr>
-      <w:r>
-        <w:t xml:space="preserve">Pruebas de </w:t>
-      </w:r>
-      <w:r>
-        <w:rPr>
-          <w:b/>
-        </w:rPr>
-        <w:t>primeras diferencias y precedencia inversa</w:t>
-      </w:r>
-      <w:r>
-        <w:t>, replicando la batería de endogeneidad ya desarrollada por el equipo, para documentar qué resuelve y qué no resuelve el nuevo diseño.</w:t>
+        <w:t xml:space="preserve"> en el diseño de exposición diferencial.</w:t>
       </w:r>
     </w:p>
     <w:p>
@@ -1292,7 +1535,16 @@
         <w:t>outliers</w:t>
       </w:r>
       <w:r>
-        <w:t xml:space="preserve"> y agregación alternativa (HS-4, HS-2) como contraste de sensibilidad.</w:t>
+        <w:t xml:space="preserve"> y </w:t>
+      </w:r>
+      <w:r>
+        <w:rPr>
+          <w:b/>
+        </w:rPr>
+        <w:t>agregación alternativa (HS-6 → HS-4, HS-2)</w:t>
+      </w:r>
+      <w:r>
+        <w:t>, ya ensayada a HS-6 y HS-4.</w:t>
       </w:r>
     </w:p>
     <w:p>
@@ -1313,7 +1565,7 @@
         <w:jc w:val="both"/>
       </w:pPr>
       <w:r>
-        <w:t xml:space="preserve">Todo el procesamiento y la estimación se hará en Python (pandas, statsmodels, linearmodels). Los scripts, el diccionario de variables y los datos derivados se depositarán en </w:t>
+        <w:t xml:space="preserve">Todo el procesamiento y la estimación se hará en Python (pandas, statsmodels, linearmodels, pyfixest, scikit-learn, pyreadr). El repositorio ya cuenta con un módulo de carga común y los scripts numerados (19–32) que reproducen la batería de robustez —PPML, IV, DML, Oster, producto, complejidad y la prueba definitiva de H3 con Nunn (2007)—, junto con el libro de resultados `analisis_avanzados_wgi.xlsx`. Los scripts, el diccionario de variables y los datos derivados se depositarán en </w:t>
       </w:r>
       <w:r>
         <w:rPr>
@@ -1900,6 +2152,29 @@
         <w:rPr>
           <w:b/>
         </w:rPr>
+        <w:t>Anexo técnico de análisis avanzados</w:t>
+      </w:r>
+      <w:r>
+        <w:t xml:space="preserve"> (Anexo 4) con la batería de robustez, IV, DML, gravedad por producto, complejidad económica y la </w:t>
+      </w:r>
+      <w:r>
+        <w:rPr>
+          <w:b/>
+        </w:rPr>
+        <w:t>prueba definitiva de H3</w:t>
+      </w:r>
+      <w:r>
+        <w:t xml:space="preserve"> (intensidad contractual de Nunn 2007 y efectos fijos producto-socio), y su libro de resultados.</w:t>
+      </w:r>
+    </w:p>
+    <w:p>
+      <w:pPr>
+        <w:pStyle w:val="ListBullet"/>
+      </w:pPr>
+      <w:r>
+        <w:rPr>
+          <w:b/>
+        </w:rPr>
         <w:t>Documento de trabajo del CIUP</w:t>
       </w:r>
       <w:r>
@@ -1917,7 +2192,7 @@
         <w:t>Policy brief</w:t>
       </w:r>
       <w:r>
-        <w:t xml:space="preserve"> dirigido a agencias de promoción de exportaciones y a los equipos negociadores de los capítulos de comercio del APTPP.</w:t>
+        <w:t xml:space="preserve"> dirigido a agencias de promoción de exportaciones y a los equipos negociadores de capítulos de comercio, sobre la base de la asociación documentada (no causal) y del nulo detectado para el CPTPP.</w:t>
       </w:r>
     </w:p>
     <w:p>
@@ -2049,7 +2324,20 @@
               <w:rPr>
                 <w:sz w:val="18"/>
               </w:rPr>
-              <w:t>Descarga y construcción del panel HS-6; obtención y concordancia de la intensidad contractual; diccionario de variables</w:t>
+              <w:t xml:space="preserve">Concordancia Nunn↔HS-6 y control de demanda del destino </w:t>
+            </w:r>
+            <w:r>
+              <w:rPr>
+                <w:i/>
+                <w:sz w:val="18"/>
+              </w:rPr>
+              <w:t>(ya ejecutados en la fase de preparación; el panel Perú→socios por producto y la matriz país×producto están construidos desde BACI)</w:t>
+            </w:r>
+            <w:r>
+              <w:rPr>
+                <w:sz w:val="18"/>
+              </w:rPr>
+              <w:t>; diccionario de variables</w:t>
             </w:r>
           </w:p>
         </w:tc>
@@ -3961,13 +4249,16 @@
         <w:t>Anexo 2.</w:t>
       </w:r>
       <w:r>
-        <w:t xml:space="preserve"> Concordancia entre clasificación Nunn (2007) y código HS-6. </w:t>
+        <w:t xml:space="preserve"> Concordancia entre la clasificación Nunn (2007) y el código HS-6, y contraste con Rauch (1999). </w:t>
       </w:r>
       <w:r>
         <w:rPr>
           <w:i/>
         </w:rPr>
-        <w:t>(por adjuntar)</w:t>
+        <w:t>Construida</w:t>
+      </w:r>
+      <w:r>
+        <w:t>: `data/raw/nunn/intensidad_contractual_hs4.csv` y `intensidad_contractual_hs6.csv`.</w:t>
       </w:r>
     </w:p>
     <w:p>
@@ -3988,6 +4279,20 @@
           <w:i/>
         </w:rPr>
         <w:t>(por completar y firmar)</w:t>
+      </w:r>
+    </w:p>
+    <w:p>
+      <w:pPr>
+        <w:pStyle w:val="ListBullet"/>
+      </w:pPr>
+      <w:r>
+        <w:rPr>
+          <w:b/>
+        </w:rPr>
+        <w:t>Anexo 4.</w:t>
+      </w:r>
+      <w:r>
+        <w:t xml:space="preserve"> Análisis avanzados (scripts 19–32): batería de robustez, variables instrumentales, doble aprendizaje automático, sesgo de Oster, gravedad por producto, complejidad económica y la prueba definitiva de H3 con Nunn (2007). Documento `Anexo-Tecnico-Analisis-Avanzados.md` y libro `analisis_avanzados_wgi.xlsx`.</w:t>
       </w:r>
     </w:p>
     <w:sectPr>
